--- a/tests/fixtures/docx-authored/fsb--article--diplomski--neuredan.docx
+++ b/tests/fixtures/docx-authored/fsb--article--diplomski--neuredan.docx
@@ -58,7 +58,7 @@
       <w:pPr>
         <w:pStyle w:val="BodyText"/>
         <w:bidi w:val="0"/>
-        <w:spacing w:lineRule="auto" w:line="360" w:before="0" w:after="120"/>
+        <w:spacing w:lineRule="auto" w:line="240" w:before="0" w:after="340"/>
         <w:jc w:val="both"/>
         <w:rPr/>
       </w:pPr>
@@ -83,7 +83,7 @@
       <w:pPr>
         <w:pStyle w:val="BodyText"/>
         <w:bidi w:val="0"/>
-        <w:spacing w:lineRule="auto" w:line="360" w:before="0" w:after="120"/>
+        <w:spacing w:lineRule="auto" w:line="240" w:before="0" w:after="340"/>
         <w:jc w:val="both"/>
         <w:rPr/>
       </w:pPr>
@@ -271,67 +271,67 @@
       <w:pPr>
         <w:pStyle w:val="BodyText"/>
         <w:bidi w:val="0"/>
-        <w:spacing w:lineRule="auto" w:line="360" w:before="0" w:after="120"/>
-        <w:jc w:val="both"/>
-        <w:rPr/>
-      </w:pPr>
-      <w:r>
-        <w:rPr/>
-      </w:r>
-    </w:p>
-    <w:p>
-      <w:pPr>
-        <w:pStyle w:val="BodyText"/>
-        <w:bidi w:val="0"/>
-        <w:spacing w:lineRule="auto" w:line="360" w:before="0" w:after="120"/>
-        <w:jc w:val="both"/>
-        <w:rPr/>
-      </w:pPr>
-      <w:r>
-        <w:rPr/>
-      </w:r>
-    </w:p>
-    <w:p>
-      <w:pPr>
-        <w:pStyle w:val="BodyText"/>
-        <w:bidi w:val="0"/>
-        <w:spacing w:lineRule="auto" w:line="360" w:before="0" w:after="120"/>
-        <w:jc w:val="both"/>
-        <w:rPr/>
-      </w:pPr>
-      <w:r>
-        <w:rPr/>
-      </w:r>
-    </w:p>
-    <w:p>
-      <w:pPr>
-        <w:pStyle w:val="BodyText"/>
-        <w:bidi w:val="0"/>
-        <w:spacing w:lineRule="auto" w:line="360" w:before="0" w:after="120"/>
-        <w:jc w:val="both"/>
-        <w:rPr/>
-      </w:pPr>
-      <w:r>
-        <w:rPr/>
-      </w:r>
-    </w:p>
-    <w:p>
-      <w:pPr>
-        <w:pStyle w:val="BodyText"/>
-        <w:bidi w:val="0"/>
-        <w:spacing w:lineRule="auto" w:line="360" w:before="0" w:after="120"/>
-        <w:jc w:val="both"/>
-        <w:rPr/>
-      </w:pPr>
-      <w:r>
-        <w:rPr/>
-      </w:r>
-    </w:p>
-    <w:p>
-      <w:pPr>
-        <w:pStyle w:val="BodyText"/>
-        <w:bidi w:val="0"/>
-        <w:spacing w:lineRule="auto" w:line="360" w:before="0" w:after="120"/>
+        <w:spacing w:lineRule="auto" w:line="240" w:before="0" w:after="340"/>
+        <w:jc w:val="both"/>
+        <w:rPr/>
+      </w:pPr>
+      <w:r>
+        <w:rPr/>
+      </w:r>
+    </w:p>
+    <w:p>
+      <w:pPr>
+        <w:pStyle w:val="BodyText"/>
+        <w:bidi w:val="0"/>
+        <w:spacing w:lineRule="auto" w:line="240" w:before="0" w:after="340"/>
+        <w:jc w:val="both"/>
+        <w:rPr/>
+      </w:pPr>
+      <w:r>
+        <w:rPr/>
+      </w:r>
+    </w:p>
+    <w:p>
+      <w:pPr>
+        <w:pStyle w:val="BodyText"/>
+        <w:bidi w:val="0"/>
+        <w:spacing w:lineRule="auto" w:line="240" w:before="0" w:after="340"/>
+        <w:jc w:val="both"/>
+        <w:rPr/>
+      </w:pPr>
+      <w:r>
+        <w:rPr/>
+      </w:r>
+    </w:p>
+    <w:p>
+      <w:pPr>
+        <w:pStyle w:val="BodyText"/>
+        <w:bidi w:val="0"/>
+        <w:spacing w:lineRule="auto" w:line="240" w:before="0" w:after="340"/>
+        <w:jc w:val="both"/>
+        <w:rPr/>
+      </w:pPr>
+      <w:r>
+        <w:rPr/>
+      </w:r>
+    </w:p>
+    <w:p>
+      <w:pPr>
+        <w:pStyle w:val="BodyText"/>
+        <w:bidi w:val="0"/>
+        <w:spacing w:lineRule="auto" w:line="240" w:before="0" w:after="340"/>
+        <w:jc w:val="both"/>
+        <w:rPr/>
+      </w:pPr>
+      <w:r>
+        <w:rPr/>
+      </w:r>
+    </w:p>
+    <w:p>
+      <w:pPr>
+        <w:pStyle w:val="BodyText"/>
+        <w:bidi w:val="0"/>
+        <w:spacing w:lineRule="auto" w:line="240" w:before="0" w:after="340"/>
         <w:jc w:val="both"/>
         <w:rPr/>
       </w:pPr>
@@ -355,7 +355,7 @@
       <w:pPr>
         <w:pStyle w:val="BodyText"/>
         <w:bidi w:val="0"/>
-        <w:spacing w:lineRule="auto" w:line="360" w:before="0" w:after="120"/>
+        <w:spacing w:lineRule="auto" w:line="240" w:before="0" w:after="340"/>
         <w:jc w:val="both"/>
         <w:rPr/>
       </w:pPr>
@@ -375,7 +375,7 @@
       <w:pPr>
         <w:pStyle w:val="BodyText"/>
         <w:bidi w:val="0"/>
-        <w:spacing w:lineRule="auto" w:line="360" w:before="0" w:after="120"/>
+        <w:spacing w:lineRule="auto" w:line="240" w:before="0" w:after="340"/>
         <w:jc w:val="both"/>
         <w:rPr/>
       </w:pPr>
@@ -395,67 +395,67 @@
       <w:pPr>
         <w:pStyle w:val="BodyText"/>
         <w:bidi w:val="0"/>
-        <w:spacing w:lineRule="auto" w:line="360" w:before="0" w:after="120"/>
-        <w:jc w:val="both"/>
-        <w:rPr/>
-      </w:pPr>
-      <w:r>
-        <w:rPr/>
-      </w:r>
-    </w:p>
-    <w:p>
-      <w:pPr>
-        <w:pStyle w:val="BodyText"/>
-        <w:bidi w:val="0"/>
-        <w:spacing w:lineRule="auto" w:line="360" w:before="0" w:after="120"/>
-        <w:jc w:val="both"/>
-        <w:rPr/>
-      </w:pPr>
-      <w:r>
-        <w:rPr/>
-      </w:r>
-    </w:p>
-    <w:p>
-      <w:pPr>
-        <w:pStyle w:val="BodyText"/>
-        <w:bidi w:val="0"/>
-        <w:spacing w:lineRule="auto" w:line="360" w:before="0" w:after="120"/>
-        <w:jc w:val="both"/>
-        <w:rPr/>
-      </w:pPr>
-      <w:r>
-        <w:rPr/>
-      </w:r>
-    </w:p>
-    <w:p>
-      <w:pPr>
-        <w:pStyle w:val="BodyText"/>
-        <w:bidi w:val="0"/>
-        <w:spacing w:lineRule="auto" w:line="360" w:before="0" w:after="120"/>
-        <w:jc w:val="both"/>
-        <w:rPr/>
-      </w:pPr>
-      <w:r>
-        <w:rPr/>
-      </w:r>
-    </w:p>
-    <w:p>
-      <w:pPr>
-        <w:pStyle w:val="BodyText"/>
-        <w:bidi w:val="0"/>
-        <w:spacing w:lineRule="auto" w:line="360" w:before="0" w:after="120"/>
-        <w:jc w:val="both"/>
-        <w:rPr/>
-      </w:pPr>
-      <w:r>
-        <w:rPr/>
-      </w:r>
-    </w:p>
-    <w:p>
-      <w:pPr>
-        <w:pStyle w:val="BodyText"/>
-        <w:bidi w:val="0"/>
-        <w:spacing w:lineRule="auto" w:line="360" w:before="0" w:after="120"/>
+        <w:spacing w:lineRule="auto" w:line="240" w:before="0" w:after="340"/>
+        <w:jc w:val="both"/>
+        <w:rPr/>
+      </w:pPr>
+      <w:r>
+        <w:rPr/>
+      </w:r>
+    </w:p>
+    <w:p>
+      <w:pPr>
+        <w:pStyle w:val="BodyText"/>
+        <w:bidi w:val="0"/>
+        <w:spacing w:lineRule="auto" w:line="240" w:before="0" w:after="340"/>
+        <w:jc w:val="both"/>
+        <w:rPr/>
+      </w:pPr>
+      <w:r>
+        <w:rPr/>
+      </w:r>
+    </w:p>
+    <w:p>
+      <w:pPr>
+        <w:pStyle w:val="BodyText"/>
+        <w:bidi w:val="0"/>
+        <w:spacing w:lineRule="auto" w:line="240" w:before="0" w:after="340"/>
+        <w:jc w:val="both"/>
+        <w:rPr/>
+      </w:pPr>
+      <w:r>
+        <w:rPr/>
+      </w:r>
+    </w:p>
+    <w:p>
+      <w:pPr>
+        <w:pStyle w:val="BodyText"/>
+        <w:bidi w:val="0"/>
+        <w:spacing w:lineRule="auto" w:line="240" w:before="0" w:after="340"/>
+        <w:jc w:val="both"/>
+        <w:rPr/>
+      </w:pPr>
+      <w:r>
+        <w:rPr/>
+      </w:r>
+    </w:p>
+    <w:p>
+      <w:pPr>
+        <w:pStyle w:val="BodyText"/>
+        <w:bidi w:val="0"/>
+        <w:spacing w:lineRule="auto" w:line="240" w:before="0" w:after="340"/>
+        <w:jc w:val="both"/>
+        <w:rPr/>
+      </w:pPr>
+      <w:r>
+        <w:rPr/>
+      </w:r>
+    </w:p>
+    <w:p>
+      <w:pPr>
+        <w:pStyle w:val="BodyText"/>
+        <w:bidi w:val="0"/>
+        <w:spacing w:lineRule="auto" w:line="240" w:before="0" w:after="340"/>
         <w:jc w:val="both"/>
         <w:rPr/>
       </w:pPr>
@@ -479,7 +479,7 @@
       <w:pPr>
         <w:pStyle w:val="BodyText"/>
         <w:bidi w:val="0"/>
-        <w:spacing w:lineRule="auto" w:line="360" w:before="0" w:after="120"/>
+        <w:spacing w:lineRule="auto" w:line="240" w:before="0" w:after="340"/>
         <w:jc w:val="both"/>
         <w:rPr/>
       </w:pPr>
@@ -492,7 +492,7 @@
       <w:pPr>
         <w:pStyle w:val="BodyText"/>
         <w:bidi w:val="0"/>
-        <w:spacing w:lineRule="auto" w:line="360" w:before="0" w:after="120"/>
+        <w:spacing w:lineRule="auto" w:line="240" w:before="0" w:after="340"/>
         <w:jc w:val="both"/>
         <w:rPr/>
       </w:pPr>
@@ -505,67 +505,67 @@
       <w:pPr>
         <w:pStyle w:val="BodyText"/>
         <w:bidi w:val="0"/>
-        <w:spacing w:lineRule="auto" w:line="360" w:before="0" w:after="120"/>
-        <w:jc w:val="both"/>
-        <w:rPr/>
-      </w:pPr>
-      <w:r>
-        <w:rPr/>
-      </w:r>
-    </w:p>
-    <w:p>
-      <w:pPr>
-        <w:pStyle w:val="BodyText"/>
-        <w:bidi w:val="0"/>
-        <w:spacing w:lineRule="auto" w:line="360" w:before="0" w:after="120"/>
-        <w:jc w:val="both"/>
-        <w:rPr/>
-      </w:pPr>
-      <w:r>
-        <w:rPr/>
-      </w:r>
-    </w:p>
-    <w:p>
-      <w:pPr>
-        <w:pStyle w:val="BodyText"/>
-        <w:bidi w:val="0"/>
-        <w:spacing w:lineRule="auto" w:line="360" w:before="0" w:after="120"/>
-        <w:jc w:val="both"/>
-        <w:rPr/>
-      </w:pPr>
-      <w:r>
-        <w:rPr/>
-      </w:r>
-    </w:p>
-    <w:p>
-      <w:pPr>
-        <w:pStyle w:val="BodyText"/>
-        <w:bidi w:val="0"/>
-        <w:spacing w:lineRule="auto" w:line="360" w:before="0" w:after="120"/>
-        <w:jc w:val="both"/>
-        <w:rPr/>
-      </w:pPr>
-      <w:r>
-        <w:rPr/>
-      </w:r>
-    </w:p>
-    <w:p>
-      <w:pPr>
-        <w:pStyle w:val="BodyText"/>
-        <w:bidi w:val="0"/>
-        <w:spacing w:lineRule="auto" w:line="360" w:before="0" w:after="120"/>
-        <w:jc w:val="both"/>
-        <w:rPr/>
-      </w:pPr>
-      <w:r>
-        <w:rPr/>
-      </w:r>
-    </w:p>
-    <w:p>
-      <w:pPr>
-        <w:pStyle w:val="BodyText"/>
-        <w:bidi w:val="0"/>
-        <w:spacing w:lineRule="auto" w:line="360" w:before="0" w:after="120"/>
+        <w:spacing w:lineRule="auto" w:line="240" w:before="0" w:after="340"/>
+        <w:jc w:val="both"/>
+        <w:rPr/>
+      </w:pPr>
+      <w:r>
+        <w:rPr/>
+      </w:r>
+    </w:p>
+    <w:p>
+      <w:pPr>
+        <w:pStyle w:val="BodyText"/>
+        <w:bidi w:val="0"/>
+        <w:spacing w:lineRule="auto" w:line="240" w:before="0" w:after="340"/>
+        <w:jc w:val="both"/>
+        <w:rPr/>
+      </w:pPr>
+      <w:r>
+        <w:rPr/>
+      </w:r>
+    </w:p>
+    <w:p>
+      <w:pPr>
+        <w:pStyle w:val="BodyText"/>
+        <w:bidi w:val="0"/>
+        <w:spacing w:lineRule="auto" w:line="240" w:before="0" w:after="340"/>
+        <w:jc w:val="both"/>
+        <w:rPr/>
+      </w:pPr>
+      <w:r>
+        <w:rPr/>
+      </w:r>
+    </w:p>
+    <w:p>
+      <w:pPr>
+        <w:pStyle w:val="BodyText"/>
+        <w:bidi w:val="0"/>
+        <w:spacing w:lineRule="auto" w:line="240" w:before="0" w:after="340"/>
+        <w:jc w:val="both"/>
+        <w:rPr/>
+      </w:pPr>
+      <w:r>
+        <w:rPr/>
+      </w:r>
+    </w:p>
+    <w:p>
+      <w:pPr>
+        <w:pStyle w:val="BodyText"/>
+        <w:bidi w:val="0"/>
+        <w:spacing w:lineRule="auto" w:line="240" w:before="0" w:after="340"/>
+        <w:jc w:val="both"/>
+        <w:rPr/>
+      </w:pPr>
+      <w:r>
+        <w:rPr/>
+      </w:r>
+    </w:p>
+    <w:p>
+      <w:pPr>
+        <w:pStyle w:val="BodyText"/>
+        <w:bidi w:val="0"/>
+        <w:spacing w:lineRule="auto" w:line="240" w:before="0" w:after="340"/>
         <w:jc w:val="both"/>
         <w:rPr/>
       </w:pPr>
@@ -591,7 +591,7 @@
       <w:pPr>
         <w:pStyle w:val="BodyText"/>
         <w:bidi w:val="0"/>
-        <w:spacing w:lineRule="auto" w:line="360" w:before="0" w:after="120"/>
+        <w:spacing w:lineRule="auto" w:line="240" w:before="0" w:after="340"/>
         <w:jc w:val="both"/>
         <w:rPr/>
       </w:pPr>
@@ -610,7 +610,7 @@
       <w:pPr>
         <w:pStyle w:val="BodyText"/>
         <w:bidi w:val="0"/>
-        <w:spacing w:lineRule="auto" w:line="360" w:before="0" w:after="120"/>
+        <w:spacing w:lineRule="auto" w:line="240" w:before="0" w:after="340"/>
         <w:jc w:val="both"/>
         <w:rPr/>
       </w:pPr>
@@ -629,7 +629,7 @@
       <w:pPr>
         <w:pStyle w:val="BodyText"/>
         <w:bidi w:val="0"/>
-        <w:spacing w:lineRule="auto" w:line="360" w:before="0" w:after="120"/>
+        <w:spacing w:lineRule="auto" w:line="240" w:before="0" w:after="340"/>
         <w:jc w:val="both"/>
         <w:rPr/>
       </w:pPr>
@@ -648,7 +648,7 @@
       <w:pPr>
         <w:pStyle w:val="BodyText"/>
         <w:bidi w:val="0"/>
-        <w:spacing w:lineRule="auto" w:line="360" w:before="0" w:after="120"/>
+        <w:spacing w:lineRule="auto" w:line="240" w:before="0" w:after="340"/>
         <w:jc w:val="both"/>
         <w:rPr/>
       </w:pPr>
@@ -661,67 +661,67 @@
       <w:pPr>
         <w:pStyle w:val="BodyText"/>
         <w:bidi w:val="0"/>
-        <w:spacing w:lineRule="auto" w:line="360" w:before="0" w:after="120"/>
-        <w:jc w:val="both"/>
-        <w:rPr/>
-      </w:pPr>
-      <w:r>
-        <w:rPr/>
-      </w:r>
-    </w:p>
-    <w:p>
-      <w:pPr>
-        <w:pStyle w:val="BodyText"/>
-        <w:bidi w:val="0"/>
-        <w:spacing w:lineRule="auto" w:line="360" w:before="0" w:after="120"/>
-        <w:jc w:val="both"/>
-        <w:rPr/>
-      </w:pPr>
-      <w:r>
-        <w:rPr/>
-      </w:r>
-    </w:p>
-    <w:p>
-      <w:pPr>
-        <w:pStyle w:val="BodyText"/>
-        <w:bidi w:val="0"/>
-        <w:spacing w:lineRule="auto" w:line="360" w:before="0" w:after="120"/>
-        <w:jc w:val="both"/>
-        <w:rPr/>
-      </w:pPr>
-      <w:r>
-        <w:rPr/>
-      </w:r>
-    </w:p>
-    <w:p>
-      <w:pPr>
-        <w:pStyle w:val="BodyText"/>
-        <w:bidi w:val="0"/>
-        <w:spacing w:lineRule="auto" w:line="360" w:before="0" w:after="120"/>
-        <w:jc w:val="both"/>
-        <w:rPr/>
-      </w:pPr>
-      <w:r>
-        <w:rPr/>
-      </w:r>
-    </w:p>
-    <w:p>
-      <w:pPr>
-        <w:pStyle w:val="BodyText"/>
-        <w:bidi w:val="0"/>
-        <w:spacing w:lineRule="auto" w:line="360" w:before="0" w:after="120"/>
-        <w:jc w:val="both"/>
-        <w:rPr/>
-      </w:pPr>
-      <w:r>
-        <w:rPr/>
-      </w:r>
-    </w:p>
-    <w:p>
-      <w:pPr>
-        <w:pStyle w:val="BodyText"/>
-        <w:bidi w:val="0"/>
-        <w:spacing w:lineRule="auto" w:line="360" w:before="0" w:after="120"/>
+        <w:spacing w:lineRule="auto" w:line="240" w:before="0" w:after="340"/>
+        <w:jc w:val="both"/>
+        <w:rPr/>
+      </w:pPr>
+      <w:r>
+        <w:rPr/>
+      </w:r>
+    </w:p>
+    <w:p>
+      <w:pPr>
+        <w:pStyle w:val="BodyText"/>
+        <w:bidi w:val="0"/>
+        <w:spacing w:lineRule="auto" w:line="240" w:before="0" w:after="340"/>
+        <w:jc w:val="both"/>
+        <w:rPr/>
+      </w:pPr>
+      <w:r>
+        <w:rPr/>
+      </w:r>
+    </w:p>
+    <w:p>
+      <w:pPr>
+        <w:pStyle w:val="BodyText"/>
+        <w:bidi w:val="0"/>
+        <w:spacing w:lineRule="auto" w:line="240" w:before="0" w:after="340"/>
+        <w:jc w:val="both"/>
+        <w:rPr/>
+      </w:pPr>
+      <w:r>
+        <w:rPr/>
+      </w:r>
+    </w:p>
+    <w:p>
+      <w:pPr>
+        <w:pStyle w:val="BodyText"/>
+        <w:bidi w:val="0"/>
+        <w:spacing w:lineRule="auto" w:line="240" w:before="0" w:after="340"/>
+        <w:jc w:val="both"/>
+        <w:rPr/>
+      </w:pPr>
+      <w:r>
+        <w:rPr/>
+      </w:r>
+    </w:p>
+    <w:p>
+      <w:pPr>
+        <w:pStyle w:val="BodyText"/>
+        <w:bidi w:val="0"/>
+        <w:spacing w:lineRule="auto" w:line="240" w:before="0" w:after="340"/>
+        <w:jc w:val="both"/>
+        <w:rPr/>
+      </w:pPr>
+      <w:r>
+        <w:rPr/>
+      </w:r>
+    </w:p>
+    <w:p>
+      <w:pPr>
+        <w:pStyle w:val="BodyText"/>
+        <w:bidi w:val="0"/>
+        <w:spacing w:lineRule="auto" w:line="240" w:before="0" w:after="340"/>
         <w:jc w:val="both"/>
         <w:rPr/>
       </w:pPr>
@@ -747,7 +747,7 @@
       <w:pPr>
         <w:pStyle w:val="BodyText"/>
         <w:bidi w:val="0"/>
-        <w:spacing w:lineRule="auto" w:line="360" w:before="0" w:after="120"/>
+        <w:spacing w:lineRule="auto" w:line="240" w:before="0" w:after="340"/>
         <w:jc w:val="both"/>
         <w:rPr/>
       </w:pPr>
@@ -760,7 +760,7 @@
       <w:pPr>
         <w:pStyle w:val="BodyText"/>
         <w:bidi w:val="0"/>
-        <w:spacing w:lineRule="auto" w:line="360" w:before="0" w:after="120"/>
+        <w:spacing w:lineRule="auto" w:line="240" w:before="0" w:after="340"/>
         <w:jc w:val="both"/>
         <w:rPr/>
       </w:pPr>
@@ -773,7 +773,7 @@
       <w:pPr>
         <w:pStyle w:val="BodyText"/>
         <w:bidi w:val="0"/>
-        <w:spacing w:lineRule="auto" w:line="360" w:before="0" w:after="120"/>
+        <w:spacing w:lineRule="auto" w:line="240" w:before="0" w:after="340"/>
         <w:jc w:val="both"/>
         <w:rPr/>
       </w:pPr>
@@ -786,7 +786,7 @@
       <w:pPr>
         <w:pStyle w:val="BodyText"/>
         <w:bidi w:val="0"/>
-        <w:spacing w:lineRule="auto" w:line="360" w:before="0" w:after="120"/>
+        <w:spacing w:lineRule="auto" w:line="240" w:before="0" w:after="340"/>
         <w:jc w:val="both"/>
         <w:rPr/>
       </w:pPr>
@@ -799,67 +799,67 @@
       <w:pPr>
         <w:pStyle w:val="BodyText"/>
         <w:bidi w:val="0"/>
-        <w:spacing w:lineRule="auto" w:line="360" w:before="0" w:after="120"/>
-        <w:jc w:val="both"/>
-        <w:rPr/>
-      </w:pPr>
-      <w:r>
-        <w:rPr/>
-      </w:r>
-    </w:p>
-    <w:p>
-      <w:pPr>
-        <w:pStyle w:val="BodyText"/>
-        <w:bidi w:val="0"/>
-        <w:spacing w:lineRule="auto" w:line="360" w:before="0" w:after="120"/>
-        <w:jc w:val="both"/>
-        <w:rPr/>
-      </w:pPr>
-      <w:r>
-        <w:rPr/>
-      </w:r>
-    </w:p>
-    <w:p>
-      <w:pPr>
-        <w:pStyle w:val="BodyText"/>
-        <w:bidi w:val="0"/>
-        <w:spacing w:lineRule="auto" w:line="360" w:before="0" w:after="120"/>
-        <w:jc w:val="both"/>
-        <w:rPr/>
-      </w:pPr>
-      <w:r>
-        <w:rPr/>
-      </w:r>
-    </w:p>
-    <w:p>
-      <w:pPr>
-        <w:pStyle w:val="BodyText"/>
-        <w:bidi w:val="0"/>
-        <w:spacing w:lineRule="auto" w:line="360" w:before="0" w:after="120"/>
-        <w:jc w:val="both"/>
-        <w:rPr/>
-      </w:pPr>
-      <w:r>
-        <w:rPr/>
-      </w:r>
-    </w:p>
-    <w:p>
-      <w:pPr>
-        <w:pStyle w:val="BodyText"/>
-        <w:bidi w:val="0"/>
-        <w:spacing w:lineRule="auto" w:line="360" w:before="0" w:after="120"/>
-        <w:jc w:val="both"/>
-        <w:rPr/>
-      </w:pPr>
-      <w:r>
-        <w:rPr/>
-      </w:r>
-    </w:p>
-    <w:p>
-      <w:pPr>
-        <w:pStyle w:val="BodyText"/>
-        <w:bidi w:val="0"/>
-        <w:spacing w:lineRule="auto" w:line="360" w:before="0" w:after="120"/>
+        <w:spacing w:lineRule="auto" w:line="240" w:before="0" w:after="340"/>
+        <w:jc w:val="both"/>
+        <w:rPr/>
+      </w:pPr>
+      <w:r>
+        <w:rPr/>
+      </w:r>
+    </w:p>
+    <w:p>
+      <w:pPr>
+        <w:pStyle w:val="BodyText"/>
+        <w:bidi w:val="0"/>
+        <w:spacing w:lineRule="auto" w:line="240" w:before="0" w:after="340"/>
+        <w:jc w:val="both"/>
+        <w:rPr/>
+      </w:pPr>
+      <w:r>
+        <w:rPr/>
+      </w:r>
+    </w:p>
+    <w:p>
+      <w:pPr>
+        <w:pStyle w:val="BodyText"/>
+        <w:bidi w:val="0"/>
+        <w:spacing w:lineRule="auto" w:line="240" w:before="0" w:after="340"/>
+        <w:jc w:val="both"/>
+        <w:rPr/>
+      </w:pPr>
+      <w:r>
+        <w:rPr/>
+      </w:r>
+    </w:p>
+    <w:p>
+      <w:pPr>
+        <w:pStyle w:val="BodyText"/>
+        <w:bidi w:val="0"/>
+        <w:spacing w:lineRule="auto" w:line="240" w:before="0" w:after="340"/>
+        <w:jc w:val="both"/>
+        <w:rPr/>
+      </w:pPr>
+      <w:r>
+        <w:rPr/>
+      </w:r>
+    </w:p>
+    <w:p>
+      <w:pPr>
+        <w:pStyle w:val="BodyText"/>
+        <w:bidi w:val="0"/>
+        <w:spacing w:lineRule="auto" w:line="240" w:before="0" w:after="340"/>
+        <w:jc w:val="both"/>
+        <w:rPr/>
+      </w:pPr>
+      <w:r>
+        <w:rPr/>
+      </w:r>
+    </w:p>
+    <w:p>
+      <w:pPr>
+        <w:pStyle w:val="BodyText"/>
+        <w:bidi w:val="0"/>
+        <w:spacing w:lineRule="auto" w:line="240" w:before="0" w:after="340"/>
         <w:jc w:val="both"/>
         <w:rPr/>
       </w:pPr>
@@ -885,7 +885,7 @@
       <w:pPr>
         <w:pStyle w:val="BodyText"/>
         <w:bidi w:val="0"/>
-        <w:spacing w:lineRule="auto" w:line="360" w:before="0" w:after="120"/>
+        <w:spacing w:lineRule="auto" w:line="240" w:before="0" w:after="340"/>
         <w:jc w:val="both"/>
         <w:rPr/>
       </w:pPr>
@@ -898,7 +898,7 @@
       <w:pPr>
         <w:pStyle w:val="BodyText"/>
         <w:bidi w:val="0"/>
-        <w:spacing w:lineRule="auto" w:line="360" w:before="0" w:after="120"/>
+        <w:spacing w:lineRule="auto" w:line="240" w:before="0" w:after="340"/>
         <w:jc w:val="both"/>
         <w:rPr/>
       </w:pPr>
@@ -925,7 +925,7 @@
       <w:pPr>
         <w:pStyle w:val="BodyText"/>
         <w:bidi w:val="0"/>
-        <w:spacing w:lineRule="auto" w:line="360" w:before="0" w:after="120"/>
+        <w:spacing w:lineRule="auto" w:line="240" w:before="0" w:after="340"/>
         <w:jc w:val="both"/>
         <w:rPr/>
       </w:pPr>
@@ -938,7 +938,7 @@
       <w:pPr>
         <w:pStyle w:val="BodyText"/>
         <w:bidi w:val="0"/>
-        <w:spacing w:lineRule="auto" w:line="360" w:before="0" w:after="120"/>
+        <w:spacing w:lineRule="auto" w:line="240" w:before="0" w:after="340"/>
         <w:jc w:val="both"/>
         <w:rPr/>
       </w:pPr>
@@ -951,7 +951,7 @@
       <w:pPr>
         <w:pStyle w:val="BodyText"/>
         <w:bidi w:val="0"/>
-        <w:spacing w:lineRule="auto" w:line="360" w:before="0" w:after="120"/>
+        <w:spacing w:lineRule="auto" w:line="240" w:before="0" w:after="340"/>
         <w:jc w:val="both"/>
         <w:rPr/>
       </w:pPr>
@@ -964,7 +964,7 @@
       <w:pPr>
         <w:pStyle w:val="BodyText"/>
         <w:bidi w:val="0"/>
-        <w:spacing w:lineRule="auto" w:line="360" w:before="0" w:after="120"/>
+        <w:spacing w:lineRule="auto" w:line="240" w:before="0" w:after="340"/>
         <w:jc w:val="both"/>
         <w:rPr/>
       </w:pPr>
@@ -977,7 +977,7 @@
       <w:pPr>
         <w:pStyle w:val="BodyText"/>
         <w:bidi w:val="0"/>
-        <w:spacing w:lineRule="auto" w:line="360" w:before="0" w:after="120"/>
+        <w:spacing w:lineRule="auto" w:line="240" w:before="0" w:after="340"/>
         <w:jc w:val="both"/>
         <w:rPr/>
       </w:pPr>
@@ -990,7 +990,7 @@
       <w:pPr>
         <w:pStyle w:val="BodyText"/>
         <w:bidi w:val="0"/>
-        <w:spacing w:lineRule="auto" w:line="360" w:before="0" w:after="120"/>
+        <w:spacing w:lineRule="auto" w:line="240" w:before="0" w:after="340"/>
         <w:jc w:val="both"/>
         <w:rPr/>
       </w:pPr>
@@ -1003,7 +1003,7 @@
       <w:pPr>
         <w:pStyle w:val="BodyText"/>
         <w:bidi w:val="0"/>
-        <w:spacing w:lineRule="auto" w:line="360" w:before="0" w:after="120"/>
+        <w:spacing w:lineRule="auto" w:line="240" w:before="0" w:after="340"/>
         <w:jc w:val="both"/>
         <w:rPr/>
       </w:pPr>
@@ -1016,7 +1016,7 @@
       <w:pPr>
         <w:pStyle w:val="BodyText"/>
         <w:bidi w:val="0"/>
-        <w:spacing w:lineRule="auto" w:line="360" w:before="0" w:after="120"/>
+        <w:spacing w:lineRule="auto" w:line="240" w:before="0" w:after="340"/>
         <w:jc w:val="both"/>
         <w:rPr/>
       </w:pPr>
@@ -1043,7 +1043,7 @@
       <w:pPr>
         <w:pStyle w:val="BodyText"/>
         <w:bidi w:val="0"/>
-        <w:spacing w:lineRule="auto" w:line="360" w:before="0" w:after="120"/>
+        <w:spacing w:lineRule="auto" w:line="240" w:before="0" w:after="340"/>
         <w:jc w:val="both"/>
         <w:rPr/>
       </w:pPr>
@@ -1056,7 +1056,7 @@
       <w:pPr>
         <w:pStyle w:val="BodyText"/>
         <w:bidi w:val="0"/>
-        <w:spacing w:lineRule="auto" w:line="360" w:before="0" w:after="120"/>
+        <w:spacing w:lineRule="auto" w:line="240" w:before="0" w:after="340"/>
         <w:jc w:val="both"/>
         <w:rPr/>
       </w:pPr>
@@ -1069,7 +1069,7 @@
       <w:pPr>
         <w:pStyle w:val="BodyText"/>
         <w:bidi w:val="0"/>
-        <w:spacing w:lineRule="auto" w:line="360" w:before="0" w:after="120"/>
+        <w:spacing w:lineRule="auto" w:line="240" w:before="0" w:after="340"/>
         <w:jc w:val="both"/>
         <w:rPr/>
       </w:pPr>
@@ -1082,7 +1082,7 @@
       <w:pPr>
         <w:pStyle w:val="BodyText"/>
         <w:bidi w:val="0"/>
-        <w:spacing w:lineRule="auto" w:line="360" w:before="0" w:after="120"/>
+        <w:spacing w:lineRule="auto" w:line="240" w:before="0" w:after="340"/>
         <w:jc w:val="both"/>
         <w:rPr/>
       </w:pPr>
@@ -1095,7 +1095,7 @@
       <w:pPr>
         <w:pStyle w:val="BodyText"/>
         <w:bidi w:val="0"/>
-        <w:spacing w:lineRule="auto" w:line="360" w:before="0" w:after="120"/>
+        <w:spacing w:lineRule="auto" w:line="240" w:before="0" w:after="340"/>
         <w:jc w:val="both"/>
         <w:rPr/>
       </w:pPr>
@@ -1108,7 +1108,7 @@
       <w:pPr>
         <w:pStyle w:val="BodyText"/>
         <w:bidi w:val="0"/>
-        <w:spacing w:lineRule="auto" w:line="360" w:before="0" w:after="120"/>
+        <w:spacing w:lineRule="auto" w:line="240" w:before="0" w:after="340"/>
         <w:jc w:val="both"/>
         <w:rPr/>
       </w:pPr>
@@ -1121,7 +1121,7 @@
       <w:pPr>
         <w:pStyle w:val="BodyText"/>
         <w:bidi w:val="0"/>
-        <w:spacing w:lineRule="auto" w:line="360" w:before="0" w:after="120"/>
+        <w:spacing w:lineRule="auto" w:line="240" w:before="0" w:after="340"/>
         <w:jc w:val="both"/>
         <w:rPr/>
       </w:pPr>
@@ -1148,7 +1148,7 @@
       <w:pPr>
         <w:pStyle w:val="BodyText"/>
         <w:bidi w:val="0"/>
-        <w:spacing w:lineRule="auto" w:line="360" w:before="0" w:after="120"/>
+        <w:spacing w:lineRule="auto" w:line="240" w:before="0" w:after="340"/>
         <w:jc w:val="both"/>
         <w:rPr/>
       </w:pPr>
@@ -1161,7 +1161,7 @@
       <w:pPr>
         <w:pStyle w:val="BodyText"/>
         <w:bidi w:val="0"/>
-        <w:spacing w:lineRule="auto" w:line="360" w:before="0" w:after="120"/>
+        <w:spacing w:lineRule="auto" w:line="240" w:before="0" w:after="340"/>
         <w:jc w:val="both"/>
         <w:rPr/>
       </w:pPr>
@@ -1174,7 +1174,7 @@
       <w:pPr>
         <w:pStyle w:val="BodyText"/>
         <w:bidi w:val="0"/>
-        <w:spacing w:lineRule="auto" w:line="360" w:before="0" w:after="120"/>
+        <w:spacing w:lineRule="auto" w:line="240" w:before="0" w:after="340"/>
         <w:jc w:val="both"/>
         <w:rPr/>
       </w:pPr>
@@ -1187,7 +1187,7 @@
       <w:pPr>
         <w:pStyle w:val="BodyText"/>
         <w:bidi w:val="0"/>
-        <w:spacing w:lineRule="auto" w:line="360" w:before="0" w:after="120"/>
+        <w:spacing w:lineRule="auto" w:line="240" w:before="0" w:after="340"/>
         <w:jc w:val="both"/>
         <w:rPr/>
       </w:pPr>
@@ -1200,7 +1200,7 @@
       <w:pPr>
         <w:pStyle w:val="BodyText"/>
         <w:bidi w:val="0"/>
-        <w:spacing w:lineRule="auto" w:line="360" w:before="0" w:after="120"/>
+        <w:spacing w:lineRule="auto" w:line="240" w:before="0" w:after="340"/>
         <w:jc w:val="both"/>
         <w:rPr/>
       </w:pPr>
@@ -1227,7 +1227,7 @@
       <w:pPr>
         <w:pStyle w:val="BodyText"/>
         <w:bidi w:val="0"/>
-        <w:spacing w:lineRule="auto" w:line="360" w:before="0" w:after="120"/>
+        <w:spacing w:lineRule="auto" w:line="240" w:before="0" w:after="340"/>
         <w:jc w:val="both"/>
         <w:rPr/>
       </w:pPr>
@@ -1240,7 +1240,7 @@
       <w:pPr>
         <w:pStyle w:val="BodyText"/>
         <w:bidi w:val="0"/>
-        <w:spacing w:lineRule="auto" w:line="360" w:before="0" w:after="120"/>
+        <w:spacing w:lineRule="auto" w:line="240" w:before="0" w:after="340"/>
         <w:jc w:val="both"/>
         <w:rPr/>
       </w:pPr>
@@ -1267,7 +1267,7 @@
       <w:pPr>
         <w:pStyle w:val="BodyText"/>
         <w:bidi w:val="0"/>
-        <w:spacing w:lineRule="auto" w:line="360" w:before="0" w:after="120"/>
+        <w:spacing w:lineRule="auto" w:line="240" w:before="0" w:after="340"/>
         <w:jc w:val="both"/>
         <w:rPr/>
       </w:pPr>
@@ -1280,7 +1280,7 @@
       <w:pPr>
         <w:pStyle w:val="BodyText"/>
         <w:bidi w:val="0"/>
-        <w:spacing w:lineRule="auto" w:line="360" w:before="0" w:after="120"/>
+        <w:spacing w:lineRule="auto" w:line="240" w:before="0" w:after="340"/>
         <w:jc w:val="both"/>
         <w:rPr/>
       </w:pPr>
@@ -1293,7 +1293,7 @@
       <w:pPr>
         <w:pStyle w:val="BodyText"/>
         <w:bidi w:val="0"/>
-        <w:spacing w:lineRule="auto" w:line="360" w:before="0" w:after="120"/>
+        <w:spacing w:lineRule="auto" w:line="240" w:before="0" w:after="340"/>
         <w:jc w:val="both"/>
         <w:rPr/>
       </w:pPr>
@@ -1306,7 +1306,7 @@
       <w:pPr>
         <w:pStyle w:val="BodyText"/>
         <w:bidi w:val="0"/>
-        <w:spacing w:lineRule="auto" w:line="360" w:before="0" w:after="120"/>
+        <w:spacing w:lineRule="auto" w:line="240" w:before="0" w:after="340"/>
         <w:jc w:val="both"/>
         <w:rPr/>
       </w:pPr>
@@ -1319,7 +1319,7 @@
       <w:pPr>
         <w:pStyle w:val="BodyText"/>
         <w:bidi w:val="0"/>
-        <w:spacing w:lineRule="auto" w:line="360" w:before="0" w:after="120"/>
+        <w:spacing w:lineRule="auto" w:line="240" w:before="0" w:after="340"/>
         <w:jc w:val="both"/>
         <w:rPr/>
       </w:pPr>
@@ -1332,7 +1332,7 @@
       <w:pPr>
         <w:pStyle w:val="BodyText"/>
         <w:bidi w:val="0"/>
-        <w:spacing w:lineRule="auto" w:line="360" w:before="0" w:after="120"/>
+        <w:spacing w:lineRule="auto" w:line="240" w:before="0" w:after="340"/>
         <w:jc w:val="both"/>
         <w:rPr/>
       </w:pPr>
@@ -1345,7 +1345,7 @@
       <w:pPr>
         <w:pStyle w:val="BodyText"/>
         <w:bidi w:val="0"/>
-        <w:spacing w:lineRule="auto" w:line="360" w:before="0" w:after="120"/>
+        <w:spacing w:lineRule="auto" w:line="240" w:before="0" w:after="340"/>
         <w:jc w:val="both"/>
         <w:rPr/>
       </w:pPr>
@@ -1372,7 +1372,7 @@
       <w:pPr>
         <w:pStyle w:val="BodyText"/>
         <w:bidi w:val="0"/>
-        <w:spacing w:lineRule="auto" w:line="360" w:before="0" w:after="120"/>
+        <w:spacing w:lineRule="auto" w:line="240" w:before="0" w:after="340"/>
         <w:jc w:val="both"/>
         <w:rPr/>
       </w:pPr>
@@ -1385,7 +1385,7 @@
       <w:pPr>
         <w:pStyle w:val="BodyText"/>
         <w:bidi w:val="0"/>
-        <w:spacing w:lineRule="auto" w:line="360" w:before="0" w:after="120"/>
+        <w:spacing w:lineRule="auto" w:line="240" w:before="0" w:after="340"/>
         <w:jc w:val="both"/>
         <w:rPr/>
       </w:pPr>
@@ -1398,7 +1398,7 @@
       <w:pPr>
         <w:pStyle w:val="BodyText"/>
         <w:bidi w:val="0"/>
-        <w:spacing w:lineRule="auto" w:line="360" w:before="0" w:after="120"/>
+        <w:spacing w:lineRule="auto" w:line="240" w:before="0" w:after="340"/>
         <w:jc w:val="both"/>
         <w:rPr/>
       </w:pPr>
@@ -1411,7 +1411,7 @@
       <w:pPr>
         <w:pStyle w:val="BodyText"/>
         <w:bidi w:val="0"/>
-        <w:spacing w:lineRule="auto" w:line="360" w:before="0" w:after="120"/>
+        <w:spacing w:lineRule="auto" w:line="240" w:before="0" w:after="340"/>
         <w:jc w:val="both"/>
         <w:rPr/>
       </w:pPr>
@@ -1424,7 +1424,7 @@
       <w:pPr>
         <w:pStyle w:val="BodyText"/>
         <w:bidi w:val="0"/>
-        <w:spacing w:lineRule="auto" w:line="360" w:before="0" w:after="120"/>
+        <w:spacing w:lineRule="auto" w:line="240" w:before="0" w:after="340"/>
         <w:jc w:val="both"/>
         <w:rPr/>
       </w:pPr>
@@ -1437,7 +1437,7 @@
       <w:pPr>
         <w:pStyle w:val="BodyText"/>
         <w:bidi w:val="0"/>
-        <w:spacing w:lineRule="auto" w:line="360" w:before="0" w:after="120"/>
+        <w:spacing w:lineRule="auto" w:line="240" w:before="0" w:after="340"/>
         <w:jc w:val="both"/>
         <w:rPr/>
       </w:pPr>
@@ -1450,7 +1450,7 @@
       <w:pPr>
         <w:pStyle w:val="BodyText"/>
         <w:bidi w:val="0"/>
-        <w:spacing w:lineRule="auto" w:line="360" w:before="0" w:after="120"/>
+        <w:spacing w:lineRule="auto" w:line="240" w:before="0" w:after="340"/>
         <w:jc w:val="both"/>
         <w:rPr/>
       </w:pPr>
@@ -1463,7 +1463,7 @@
       <w:pPr>
         <w:pStyle w:val="BodyText"/>
         <w:bidi w:val="0"/>
-        <w:spacing w:lineRule="auto" w:line="360" w:before="0" w:after="120"/>
+        <w:spacing w:lineRule="auto" w:line="240" w:before="0" w:after="340"/>
         <w:jc w:val="both"/>
         <w:rPr/>
       </w:pPr>
@@ -1490,7 +1490,7 @@
       <w:pPr>
         <w:pStyle w:val="BodyText"/>
         <w:bidi w:val="0"/>
-        <w:spacing w:lineRule="auto" w:line="360" w:before="0" w:after="120"/>
+        <w:spacing w:lineRule="auto" w:line="240" w:before="0" w:after="340"/>
         <w:jc w:val="both"/>
         <w:rPr/>
       </w:pPr>
@@ -1517,7 +1517,7 @@
       <w:pPr>
         <w:pStyle w:val="BodyText"/>
         <w:bidi w:val="0"/>
-        <w:spacing w:lineRule="auto" w:line="360" w:before="0" w:after="120"/>
+        <w:spacing w:lineRule="auto" w:line="240" w:before="0" w:after="340"/>
         <w:jc w:val="both"/>
         <w:rPr/>
       </w:pPr>
@@ -1530,7 +1530,7 @@
       <w:pPr>
         <w:pStyle w:val="BodyText"/>
         <w:bidi w:val="0"/>
-        <w:spacing w:lineRule="auto" w:line="360" w:before="0" w:after="120"/>
+        <w:spacing w:lineRule="auto" w:line="240" w:before="0" w:after="340"/>
         <w:jc w:val="both"/>
         <w:rPr/>
       </w:pPr>
@@ -1543,7 +1543,7 @@
       <w:pPr>
         <w:pStyle w:val="BodyText"/>
         <w:bidi w:val="0"/>
-        <w:spacing w:lineRule="auto" w:line="360" w:before="0" w:after="120"/>
+        <w:spacing w:lineRule="auto" w:line="240" w:before="0" w:after="340"/>
         <w:jc w:val="both"/>
         <w:rPr/>
       </w:pPr>
@@ -1556,7 +1556,7 @@
       <w:pPr>
         <w:pStyle w:val="BodyText"/>
         <w:bidi w:val="0"/>
-        <w:spacing w:lineRule="auto" w:line="360" w:before="0" w:after="120"/>
+        <w:spacing w:lineRule="auto" w:line="240" w:before="0" w:after="340"/>
         <w:jc w:val="both"/>
         <w:rPr/>
       </w:pPr>
@@ -1569,7 +1569,7 @@
       <w:pPr>
         <w:pStyle w:val="BodyText"/>
         <w:bidi w:val="0"/>
-        <w:spacing w:lineRule="auto" w:line="360" w:before="0" w:after="120"/>
+        <w:spacing w:lineRule="auto" w:line="240" w:before="0" w:after="340"/>
         <w:jc w:val="both"/>
         <w:rPr/>
       </w:pPr>
@@ -1582,7 +1582,7 @@
       <w:pPr>
         <w:pStyle w:val="BodyText"/>
         <w:bidi w:val="0"/>
-        <w:spacing w:lineRule="auto" w:line="360" w:before="0" w:after="120"/>
+        <w:spacing w:lineRule="auto" w:line="240" w:before="0" w:after="340"/>
         <w:jc w:val="both"/>
         <w:rPr/>
       </w:pPr>
@@ -1609,7 +1609,7 @@
       <w:pPr>
         <w:pStyle w:val="BodyText"/>
         <w:bidi w:val="0"/>
-        <w:spacing w:lineRule="auto" w:line="360" w:before="0" w:after="120"/>
+        <w:spacing w:lineRule="auto" w:line="240" w:before="0" w:after="340"/>
         <w:jc w:val="both"/>
         <w:rPr/>
       </w:pPr>
@@ -1622,7 +1622,7 @@
       <w:pPr>
         <w:pStyle w:val="BodyText"/>
         <w:bidi w:val="0"/>
-        <w:spacing w:lineRule="auto" w:line="360" w:before="0" w:after="120"/>
+        <w:spacing w:lineRule="auto" w:line="240" w:before="0" w:after="340"/>
         <w:jc w:val="both"/>
         <w:rPr/>
       </w:pPr>
@@ -1635,7 +1635,7 @@
       <w:pPr>
         <w:pStyle w:val="BodyText"/>
         <w:bidi w:val="0"/>
-        <w:spacing w:lineRule="auto" w:line="360" w:before="0" w:after="120"/>
+        <w:spacing w:lineRule="auto" w:line="240" w:before="0" w:after="340"/>
         <w:jc w:val="both"/>
         <w:rPr/>
       </w:pPr>
@@ -1648,7 +1648,7 @@
       <w:pPr>
         <w:pStyle w:val="BodyText"/>
         <w:bidi w:val="0"/>
-        <w:spacing w:lineRule="auto" w:line="360" w:before="0" w:after="120"/>
+        <w:spacing w:lineRule="auto" w:line="240" w:before="0" w:after="340"/>
         <w:jc w:val="both"/>
         <w:rPr/>
       </w:pPr>
@@ -1661,7 +1661,7 @@
       <w:pPr>
         <w:pStyle w:val="BodyText"/>
         <w:bidi w:val="0"/>
-        <w:spacing w:lineRule="auto" w:line="360" w:before="0" w:after="120"/>
+        <w:spacing w:lineRule="auto" w:line="240" w:before="0" w:after="340"/>
         <w:jc w:val="both"/>
         <w:rPr/>
       </w:pPr>
@@ -1674,7 +1674,7 @@
       <w:pPr>
         <w:pStyle w:val="BodyText"/>
         <w:bidi w:val="0"/>
-        <w:spacing w:lineRule="auto" w:line="360" w:before="0" w:after="120"/>
+        <w:spacing w:lineRule="auto" w:line="240" w:before="0" w:after="340"/>
         <w:jc w:val="both"/>
         <w:rPr/>
       </w:pPr>
@@ -1701,7 +1701,7 @@
       <w:pPr>
         <w:pStyle w:val="BodyText"/>
         <w:bidi w:val="0"/>
-        <w:spacing w:lineRule="auto" w:line="360" w:before="0" w:after="120"/>
+        <w:spacing w:lineRule="auto" w:line="240" w:before="0" w:after="340"/>
         <w:jc w:val="both"/>
         <w:rPr/>
       </w:pPr>
@@ -1714,7 +1714,7 @@
       <w:pPr>
         <w:pStyle w:val="BodyText"/>
         <w:bidi w:val="0"/>
-        <w:spacing w:lineRule="auto" w:line="360" w:before="0" w:after="120"/>
+        <w:spacing w:lineRule="auto" w:line="240" w:before="0" w:after="340"/>
         <w:jc w:val="both"/>
         <w:rPr/>
       </w:pPr>
@@ -1727,7 +1727,7 @@
       <w:pPr>
         <w:pStyle w:val="BodyText"/>
         <w:bidi w:val="0"/>
-        <w:spacing w:lineRule="auto" w:line="360" w:before="0" w:after="120"/>
+        <w:spacing w:lineRule="auto" w:line="240" w:before="0" w:after="340"/>
         <w:jc w:val="both"/>
         <w:rPr/>
       </w:pPr>
@@ -1740,7 +1740,7 @@
       <w:pPr>
         <w:pStyle w:val="BodyText"/>
         <w:bidi w:val="0"/>
-        <w:spacing w:lineRule="auto" w:line="360" w:before="0" w:after="120"/>
+        <w:spacing w:lineRule="auto" w:line="240" w:before="0" w:after="340"/>
         <w:jc w:val="both"/>
         <w:rPr/>
       </w:pPr>
@@ -1753,7 +1753,7 @@
       <w:pPr>
         <w:pStyle w:val="BodyText"/>
         <w:bidi w:val="0"/>
-        <w:spacing w:lineRule="auto" w:line="360" w:before="0" w:after="120"/>
+        <w:spacing w:lineRule="auto" w:line="240" w:before="0" w:after="340"/>
         <w:jc w:val="both"/>
         <w:rPr/>
       </w:pPr>
@@ -1789,16 +1789,16 @@
         </w:tblCellMar>
       </w:tblPr>
       <w:tblGrid>
-        <w:gridCol w:w="2338"/>
-        <w:gridCol w:w="2339"/>
-        <w:gridCol w:w="2338"/>
-        <w:gridCol w:w="2340"/>
+        <w:gridCol w:w="2422"/>
+        <w:gridCol w:w="2422"/>
+        <w:gridCol w:w="2422"/>
+        <w:gridCol w:w="2423"/>
       </w:tblGrid>
       <w:tr>
         <w:trPr/>
         <w:tc>
           <w:tcPr>
-            <w:tcW w:w="2338" w:type="dxa"/>
+            <w:tcW w:w="2422" w:type="dxa"/>
             <w:tcBorders/>
           </w:tcPr>
           <w:p>
@@ -1815,7 +1815,7 @@
         </w:tc>
         <w:tc>
           <w:tcPr>
-            <w:tcW w:w="2339" w:type="dxa"/>
+            <w:tcW w:w="2422" w:type="dxa"/>
             <w:tcBorders/>
           </w:tcPr>
           <w:p>
@@ -1832,7 +1832,7 @@
         </w:tc>
         <w:tc>
           <w:tcPr>
-            <w:tcW w:w="2338" w:type="dxa"/>
+            <w:tcW w:w="2422" w:type="dxa"/>
             <w:tcBorders/>
           </w:tcPr>
           <w:p>
@@ -1849,7 +1849,7 @@
         </w:tc>
         <w:tc>
           <w:tcPr>
-            <w:tcW w:w="2340" w:type="dxa"/>
+            <w:tcW w:w="2423" w:type="dxa"/>
             <w:tcBorders/>
           </w:tcPr>
           <w:p>
@@ -1869,7 +1869,7 @@
         <w:trPr/>
         <w:tc>
           <w:tcPr>
-            <w:tcW w:w="2338" w:type="dxa"/>
+            <w:tcW w:w="2422" w:type="dxa"/>
             <w:tcBorders/>
           </w:tcPr>
           <w:p>
@@ -1886,7 +1886,7 @@
         </w:tc>
         <w:tc>
           <w:tcPr>
-            <w:tcW w:w="2339" w:type="dxa"/>
+            <w:tcW w:w="2422" w:type="dxa"/>
             <w:tcBorders/>
           </w:tcPr>
           <w:p>
@@ -1903,7 +1903,7 @@
         </w:tc>
         <w:tc>
           <w:tcPr>
-            <w:tcW w:w="2338" w:type="dxa"/>
+            <w:tcW w:w="2422" w:type="dxa"/>
             <w:tcBorders/>
           </w:tcPr>
           <w:p>
@@ -1920,7 +1920,7 @@
         </w:tc>
         <w:tc>
           <w:tcPr>
-            <w:tcW w:w="2340" w:type="dxa"/>
+            <w:tcW w:w="2423" w:type="dxa"/>
             <w:tcBorders/>
           </w:tcPr>
           <w:p>
@@ -1940,7 +1940,7 @@
         <w:trPr/>
         <w:tc>
           <w:tcPr>
-            <w:tcW w:w="2338" w:type="dxa"/>
+            <w:tcW w:w="2422" w:type="dxa"/>
             <w:tcBorders/>
           </w:tcPr>
           <w:p>
@@ -1957,7 +1957,7 @@
         </w:tc>
         <w:tc>
           <w:tcPr>
-            <w:tcW w:w="2339" w:type="dxa"/>
+            <w:tcW w:w="2422" w:type="dxa"/>
             <w:tcBorders/>
           </w:tcPr>
           <w:p>
@@ -1974,7 +1974,7 @@
         </w:tc>
         <w:tc>
           <w:tcPr>
-            <w:tcW w:w="2338" w:type="dxa"/>
+            <w:tcW w:w="2422" w:type="dxa"/>
             <w:tcBorders/>
           </w:tcPr>
           <w:p>
@@ -1991,7 +1991,7 @@
         </w:tc>
         <w:tc>
           <w:tcPr>
-            <w:tcW w:w="2340" w:type="dxa"/>
+            <w:tcW w:w="2423" w:type="dxa"/>
             <w:tcBorders/>
           </w:tcPr>
           <w:p>
@@ -2011,7 +2011,7 @@
         <w:trPr/>
         <w:tc>
           <w:tcPr>
-            <w:tcW w:w="2338" w:type="dxa"/>
+            <w:tcW w:w="2422" w:type="dxa"/>
             <w:tcBorders/>
           </w:tcPr>
           <w:p>
@@ -2028,7 +2028,7 @@
         </w:tc>
         <w:tc>
           <w:tcPr>
-            <w:tcW w:w="2339" w:type="dxa"/>
+            <w:tcW w:w="2422" w:type="dxa"/>
             <w:tcBorders/>
           </w:tcPr>
           <w:p>
@@ -2045,7 +2045,7 @@
         </w:tc>
         <w:tc>
           <w:tcPr>
-            <w:tcW w:w="2338" w:type="dxa"/>
+            <w:tcW w:w="2422" w:type="dxa"/>
             <w:tcBorders/>
           </w:tcPr>
           <w:p>
@@ -2062,7 +2062,7 @@
         </w:tc>
         <w:tc>
           <w:tcPr>
-            <w:tcW w:w="2340" w:type="dxa"/>
+            <w:tcW w:w="2423" w:type="dxa"/>
             <w:tcBorders/>
           </w:tcPr>
           <w:p>
@@ -2119,15 +2119,15 @@
         </w:tblCellMar>
       </w:tblPr>
       <w:tblGrid>
-        <w:gridCol w:w="3118"/>
-        <w:gridCol w:w="3118"/>
-        <w:gridCol w:w="3119"/>
+        <w:gridCol w:w="3229"/>
+        <w:gridCol w:w="3230"/>
+        <w:gridCol w:w="3230"/>
       </w:tblGrid>
       <w:tr>
         <w:trPr/>
         <w:tc>
           <w:tcPr>
-            <w:tcW w:w="3118" w:type="dxa"/>
+            <w:tcW w:w="3229" w:type="dxa"/>
             <w:tcBorders/>
           </w:tcPr>
           <w:p>
@@ -2144,7 +2144,7 @@
         </w:tc>
         <w:tc>
           <w:tcPr>
-            <w:tcW w:w="3118" w:type="dxa"/>
+            <w:tcW w:w="3230" w:type="dxa"/>
             <w:tcBorders/>
           </w:tcPr>
           <w:p>
@@ -2161,7 +2161,7 @@
         </w:tc>
         <w:tc>
           <w:tcPr>
-            <w:tcW w:w="3119" w:type="dxa"/>
+            <w:tcW w:w="3230" w:type="dxa"/>
             <w:tcBorders/>
           </w:tcPr>
           <w:p>
@@ -2181,7 +2181,7 @@
         <w:trPr/>
         <w:tc>
           <w:tcPr>
-            <w:tcW w:w="3118" w:type="dxa"/>
+            <w:tcW w:w="3229" w:type="dxa"/>
             <w:tcBorders/>
           </w:tcPr>
           <w:p>
@@ -2198,7 +2198,7 @@
         </w:tc>
         <w:tc>
           <w:tcPr>
-            <w:tcW w:w="3118" w:type="dxa"/>
+            <w:tcW w:w="3230" w:type="dxa"/>
             <w:tcBorders/>
           </w:tcPr>
           <w:p>
@@ -2215,7 +2215,7 @@
         </w:tc>
         <w:tc>
           <w:tcPr>
-            <w:tcW w:w="3119" w:type="dxa"/>
+            <w:tcW w:w="3230" w:type="dxa"/>
             <w:tcBorders/>
           </w:tcPr>
           <w:p>
@@ -2235,7 +2235,7 @@
         <w:trPr/>
         <w:tc>
           <w:tcPr>
-            <w:tcW w:w="3118" w:type="dxa"/>
+            <w:tcW w:w="3229" w:type="dxa"/>
             <w:tcBorders/>
           </w:tcPr>
           <w:p>
@@ -2252,7 +2252,7 @@
         </w:tc>
         <w:tc>
           <w:tcPr>
-            <w:tcW w:w="3118" w:type="dxa"/>
+            <w:tcW w:w="3230" w:type="dxa"/>
             <w:tcBorders/>
           </w:tcPr>
           <w:p>
@@ -2269,7 +2269,7 @@
         </w:tc>
         <w:tc>
           <w:tcPr>
-            <w:tcW w:w="3119" w:type="dxa"/>
+            <w:tcW w:w="3230" w:type="dxa"/>
             <w:tcBorders/>
           </w:tcPr>
           <w:p>
@@ -2289,7 +2289,7 @@
         <w:trPr/>
         <w:tc>
           <w:tcPr>
-            <w:tcW w:w="3118" w:type="dxa"/>
+            <w:tcW w:w="3229" w:type="dxa"/>
             <w:tcBorders/>
           </w:tcPr>
           <w:p>
@@ -2306,7 +2306,7 @@
         </w:tc>
         <w:tc>
           <w:tcPr>
-            <w:tcW w:w="3118" w:type="dxa"/>
+            <w:tcW w:w="3230" w:type="dxa"/>
             <w:tcBorders/>
           </w:tcPr>
           <w:p>
@@ -2323,7 +2323,7 @@
         </w:tc>
         <w:tc>
           <w:tcPr>
-            <w:tcW w:w="3119" w:type="dxa"/>
+            <w:tcW w:w="3230" w:type="dxa"/>
             <w:tcBorders/>
           </w:tcPr>
           <w:p>
@@ -2357,7 +2357,7 @@
       <w:pPr>
         <w:pStyle w:val="BodyText"/>
         <w:bidi w:val="0"/>
-        <w:spacing w:lineRule="auto" w:line="360" w:before="0" w:after="120"/>
+        <w:spacing w:lineRule="auto" w:line="240" w:before="0" w:after="340"/>
         <w:jc w:val="both"/>
         <w:rPr/>
       </w:pPr>
@@ -2437,7 +2437,7 @@
       <w:pPr>
         <w:pStyle w:val="BodyText"/>
         <w:bidi w:val="0"/>
-        <w:spacing w:lineRule="auto" w:line="360" w:before="0" w:after="120"/>
+        <w:spacing w:lineRule="auto" w:line="240" w:before="0" w:after="340"/>
         <w:jc w:val="both"/>
         <w:rPr/>
       </w:pPr>
@@ -2529,7 +2529,7 @@
       <w:pPr>
         <w:pStyle w:val="BodyText"/>
         <w:bidi w:val="0"/>
-        <w:spacing w:lineRule="auto" w:line="360" w:before="0" w:after="120"/>
+        <w:spacing w:lineRule="auto" w:line="240" w:before="0" w:after="340"/>
         <w:jc w:val="both"/>
         <w:rPr/>
       </w:pPr>
@@ -2542,7 +2542,7 @@
       <w:pPr>
         <w:pStyle w:val="BodyText"/>
         <w:bidi w:val="0"/>
-        <w:spacing w:lineRule="auto" w:line="360" w:before="0" w:after="120"/>
+        <w:spacing w:lineRule="auto" w:line="240" w:before="0" w:after="340"/>
         <w:jc w:val="both"/>
         <w:rPr/>
       </w:pPr>
@@ -2567,7 +2567,7 @@
       <w:pPr>
         <w:pStyle w:val="BodyText"/>
         <w:bidi w:val="0"/>
-        <w:spacing w:lineRule="auto" w:line="360" w:before="0" w:after="120"/>
+        <w:spacing w:lineRule="auto" w:line="240" w:before="0" w:after="340"/>
         <w:jc w:val="both"/>
         <w:rPr/>
       </w:pPr>
@@ -2580,7 +2580,7 @@
       <w:pPr>
         <w:pStyle w:val="BodyText"/>
         <w:bidi w:val="0"/>
-        <w:spacing w:lineRule="auto" w:line="360" w:before="0" w:after="120"/>
+        <w:spacing w:lineRule="auto" w:line="240" w:before="0" w:after="340"/>
         <w:jc w:val="both"/>
         <w:rPr/>
       </w:pPr>
@@ -2605,7 +2605,7 @@
       <w:pPr>
         <w:pStyle w:val="BodyText"/>
         <w:bidi w:val="0"/>
-        <w:spacing w:lineRule="auto" w:line="360" w:before="0" w:after="120"/>
+        <w:spacing w:lineRule="auto" w:line="240" w:before="0" w:after="340"/>
         <w:jc w:val="both"/>
         <w:rPr/>
       </w:pPr>
@@ -2618,7 +2618,7 @@
       <w:pPr>
         <w:pStyle w:val="BodyText"/>
         <w:bidi w:val="0"/>
-        <w:spacing w:lineRule="auto" w:line="360" w:before="0" w:after="120"/>
+        <w:spacing w:lineRule="auto" w:line="240" w:before="0" w:after="340"/>
         <w:jc w:val="both"/>
         <w:rPr/>
       </w:pPr>
@@ -2631,7 +2631,7 @@
       <w:pPr>
         <w:pStyle w:val="BodyText"/>
         <w:bidi w:val="0"/>
-        <w:spacing w:lineRule="auto" w:line="360" w:before="0" w:after="120"/>
+        <w:spacing w:lineRule="auto" w:line="240" w:before="0" w:after="340"/>
         <w:jc w:val="both"/>
         <w:rPr/>
       </w:pPr>
@@ -2644,7 +2644,7 @@
       <w:pPr>
         <w:pStyle w:val="BodyText"/>
         <w:bidi w:val="0"/>
-        <w:spacing w:lineRule="auto" w:line="360" w:before="0" w:after="120"/>
+        <w:spacing w:lineRule="auto" w:line="240" w:before="0" w:after="340"/>
         <w:jc w:val="both"/>
         <w:rPr/>
       </w:pPr>
@@ -2657,7 +2657,7 @@
       <w:pPr>
         <w:pStyle w:val="BodyText"/>
         <w:bidi w:val="0"/>
-        <w:spacing w:lineRule="auto" w:line="360" w:before="0" w:after="120"/>
+        <w:spacing w:lineRule="auto" w:line="240" w:before="0" w:after="340"/>
         <w:jc w:val="both"/>
         <w:rPr/>
       </w:pPr>
@@ -2670,7 +2670,7 @@
       <w:pPr>
         <w:pStyle w:val="BodyText"/>
         <w:bidi w:val="0"/>
-        <w:spacing w:lineRule="auto" w:line="360" w:before="0" w:after="120"/>
+        <w:spacing w:lineRule="auto" w:line="240" w:before="0" w:after="340"/>
         <w:jc w:val="both"/>
         <w:rPr/>
       </w:pPr>
@@ -2683,7 +2683,7 @@
       <w:pPr>
         <w:pStyle w:val="BodyText"/>
         <w:bidi w:val="0"/>
-        <w:spacing w:lineRule="auto" w:line="360" w:before="0" w:after="120"/>
+        <w:spacing w:lineRule="auto" w:line="240" w:before="0" w:after="340"/>
         <w:jc w:val="both"/>
         <w:rPr/>
       </w:pPr>
@@ -2696,7 +2696,7 @@
       <w:pPr>
         <w:pStyle w:val="BodyText"/>
         <w:bidi w:val="0"/>
-        <w:spacing w:lineRule="auto" w:line="360" w:before="0" w:after="120"/>
+        <w:spacing w:lineRule="auto" w:line="240" w:before="0" w:after="340"/>
         <w:jc w:val="both"/>
         <w:rPr/>
       </w:pPr>
@@ -2709,7 +2709,7 @@
       <w:pPr>
         <w:pStyle w:val="BodyText"/>
         <w:bidi w:val="0"/>
-        <w:spacing w:lineRule="auto" w:line="360" w:before="0" w:after="120"/>
+        <w:spacing w:lineRule="auto" w:line="240" w:before="0" w:after="340"/>
         <w:jc w:val="both"/>
         <w:rPr/>
       </w:pPr>
@@ -2722,7 +2722,7 @@
       <w:pPr>
         <w:pStyle w:val="BodyText"/>
         <w:bidi w:val="0"/>
-        <w:spacing w:lineRule="auto" w:line="360" w:before="0" w:after="120"/>
+        <w:spacing w:lineRule="auto" w:line="240" w:before="0" w:after="340"/>
         <w:jc w:val="both"/>
         <w:rPr/>
       </w:pPr>
@@ -2735,7 +2735,7 @@
       <w:pPr>
         <w:pStyle w:val="BodyText"/>
         <w:bidi w:val="0"/>
-        <w:spacing w:lineRule="auto" w:line="360" w:before="0" w:after="120"/>
+        <w:spacing w:lineRule="auto" w:line="240" w:before="0" w:after="340"/>
         <w:jc w:val="both"/>
         <w:rPr/>
       </w:pPr>
@@ -2748,7 +2748,7 @@
       <w:pPr>
         <w:pStyle w:val="BodyText"/>
         <w:bidi w:val="0"/>
-        <w:spacing w:lineRule="auto" w:line="360" w:before="0" w:after="120"/>
+        <w:spacing w:lineRule="auto" w:line="240" w:before="0" w:after="340"/>
         <w:jc w:val="both"/>
         <w:rPr/>
       </w:pPr>
@@ -2761,7 +2761,7 @@
       <w:pPr>
         <w:pStyle w:val="BodyText"/>
         <w:bidi w:val="0"/>
-        <w:spacing w:lineRule="auto" w:line="360" w:before="0" w:after="120"/>
+        <w:spacing w:lineRule="auto" w:line="240" w:before="0" w:after="340"/>
         <w:jc w:val="both"/>
         <w:rPr/>
       </w:pPr>
@@ -2774,7 +2774,7 @@
       <w:pPr>
         <w:pStyle w:val="BodyText"/>
         <w:bidi w:val="0"/>
-        <w:spacing w:lineRule="auto" w:line="360" w:before="0" w:after="120"/>
+        <w:spacing w:lineRule="auto" w:line="240" w:before="0" w:after="340"/>
         <w:jc w:val="both"/>
         <w:rPr/>
       </w:pPr>
@@ -2787,7 +2787,7 @@
       <w:pPr>
         <w:pStyle w:val="BodyText"/>
         <w:bidi w:val="0"/>
-        <w:spacing w:lineRule="auto" w:line="360" w:before="0" w:after="120"/>
+        <w:spacing w:lineRule="auto" w:line="240" w:before="0" w:after="340"/>
         <w:jc w:val="both"/>
         <w:rPr/>
       </w:pPr>
@@ -2800,7 +2800,7 @@
       <w:pPr>
         <w:pStyle w:val="BodyText"/>
         <w:bidi w:val="0"/>
-        <w:spacing w:lineRule="auto" w:line="360" w:before="0" w:after="120"/>
+        <w:spacing w:lineRule="auto" w:line="240" w:before="0" w:after="340"/>
         <w:jc w:val="both"/>
         <w:rPr/>
       </w:pPr>
@@ -2813,7 +2813,7 @@
       <w:pPr>
         <w:pStyle w:val="BodyText"/>
         <w:bidi w:val="0"/>
-        <w:spacing w:lineRule="auto" w:line="360" w:before="0" w:after="120"/>
+        <w:spacing w:lineRule="auto" w:line="240" w:before="0" w:after="340"/>
         <w:jc w:val="both"/>
         <w:rPr/>
       </w:pPr>
@@ -2826,7 +2826,7 @@
       <w:pPr>
         <w:pStyle w:val="BodyText"/>
         <w:bidi w:val="0"/>
-        <w:spacing w:lineRule="auto" w:line="360" w:before="0" w:after="120"/>
+        <w:spacing w:lineRule="auto" w:line="240" w:before="0" w:after="340"/>
         <w:jc w:val="both"/>
         <w:rPr/>
       </w:pPr>
@@ -2839,7 +2839,7 @@
       <w:pPr>
         <w:pStyle w:val="BodyText"/>
         <w:bidi w:val="0"/>
-        <w:spacing w:lineRule="auto" w:line="360" w:before="0" w:after="120"/>
+        <w:spacing w:lineRule="auto" w:line="240" w:before="0" w:after="340"/>
         <w:jc w:val="both"/>
         <w:rPr/>
       </w:pPr>
@@ -2852,7 +2852,7 @@
       <w:pPr>
         <w:pStyle w:val="BodyText"/>
         <w:bidi w:val="0"/>
-        <w:spacing w:lineRule="auto" w:line="360" w:before="0" w:after="120"/>
+        <w:spacing w:lineRule="auto" w:line="240" w:before="0" w:after="340"/>
         <w:jc w:val="both"/>
         <w:rPr/>
       </w:pPr>
@@ -2867,7 +2867,7 @@
         <w:numFmt w:val="decimal"/>
       </w:footnotePr>
       <w:type w:val="nextPage"/>
-      <w:pgSz w:w="11906" w:h="16838"/>
+      <w:pgSz w:w="12240" w:h="15840"/>
       <w:pgMar w:left="1417" w:right="1134" w:gutter="0" w:header="0" w:top="1134" w:footer="1134" w:bottom="1693"/>
       <w:pgNumType w:fmt="decimal"/>
       <w:formProt w:val="false"/>
@@ -2962,7 +2962,7 @@
       <w:pPr>
         <w:pStyle w:val="BodyText"/>
         <w:bidi w:val="0"/>
-        <w:spacing w:lineRule="auto" w:line="360" w:before="0" w:after="120"/>
+        <w:spacing w:lineRule="auto" w:line="240" w:before="0" w:after="340"/>
         <w:jc w:val="both"/>
         <w:rPr/>
       </w:pPr>
@@ -2983,7 +2983,7 @@
       <w:pPr>
         <w:pStyle w:val="BodyText"/>
         <w:bidi w:val="0"/>
-        <w:spacing w:lineRule="auto" w:line="360" w:before="0" w:after="120"/>
+        <w:spacing w:lineRule="auto" w:line="240" w:before="0" w:after="340"/>
         <w:jc w:val="both"/>
         <w:rPr/>
       </w:pPr>
@@ -3004,7 +3004,7 @@
       <w:pPr>
         <w:pStyle w:val="BodyText"/>
         <w:bidi w:val="0"/>
-        <w:spacing w:lineRule="auto" w:line="360" w:before="0" w:after="120"/>
+        <w:spacing w:lineRule="auto" w:line="240" w:before="0" w:after="340"/>
         <w:jc w:val="both"/>
         <w:rPr/>
       </w:pPr>
@@ -3283,11 +3283,11 @@
     <w:name w:val="Body Text"/>
     <w:basedOn w:val="Normal"/>
     <w:pPr>
-      <w:spacing w:lineRule="auto" w:line="360" w:before="0" w:after="120"/>
+      <w:spacing w:lineRule="auto" w:line="240" w:before="0" w:after="340"/>
       <w:jc w:val="both"/>
     </w:pPr>
     <w:rPr>
-      <w:rFonts w:ascii="Times New Roman" w:hAnsi="Times New Roman"/>
+      <w:rFonts w:ascii="Comic Sans MS" w:hAnsi="Comic Sans MS"/>
       <w:sz w:val="24"/>
     </w:rPr>
   </w:style>
